--- a/recursos/comercial/plataforma LaHaus/MENSAJE_RONDA1_LAHAUS.docx
+++ b/recursos/comercial/plataforma LaHaus/MENSAJE_RONDA1_LAHAUS.docx
@@ -46,7 +46,7 @@
         <w:spacing w:after="80"/>
       </w:pPr>
       <w:r>
-        <w:t>Dos puntos operativos aparte de los textos: el asistente está ofreciendo horarios de la mañana que la asesora no atiende (cambio 11); el calendario conectado es el de ella y va a quedar configurado con sus franjas reales, así que necesitamos confirmar que el asistente lo lee y no propone horarios por su cuenta. Y el asistente usó "platicar" (cambio 15): el español debe ser de Colombia.</w:t>
+        <w:t>Dos puntos operativos aparte de los textos. Primero, una pregunta: en las pruebas el asistente ofreció horarios de la mañana (9, 10 y 11) que nuestra asesora normalmente no atiende. ¿Esos horarios los está tomando del calendario conectado, o los propone por defecto cuando el calendario no tiene franjas configuradas? Lo pregunto porque nuestra asesora todavía no ha cargado su disponibilidad; apenas lo haga, hacemos una prueba de cita en la mañana para confirmar que el asistente respeta el calendario. Segundo, el asistente usó "platicar" (cambio 15): el español debe ser de Colombia.</w:t>
       </w:r>
     </w:p>
     <w:p>
